--- a/Module Edit Docs/N7-Topic1-Indications - Edit Doc.docx
+++ b/Module Edit Docs/N7-Topic1-Indications - Edit Doc.docx
@@ -1067,7 +1067,7 @@
     <w:p>
       <w:pPr>
         <w:rPr>
-          <w:ins w:id="93" w:author="neal chaisson" w:date="2026-08-02T16:55:00Z" w16du:dateUtc="2026-08-02T20:55:00Z"/>
+          <w:ins w:id="93" w:author="neal chaisson" w:date="2026-08-04T10:54:00Z" w16du:dateUtc="2026-08-04T14:54:00Z"/>
         </w:rPr>
       </w:pPr>
       <w:r>
@@ -1154,17 +1154,23 @@
     <w:p>
       <w:pPr>
         <w:rPr>
-          <w:ins w:id="107" w:author="neal chaisson" w:date="2026-08-02T16:57:00Z" w16du:dateUtc="2026-08-02T20:57:00Z"/>
+          <w:ins w:id="107" w:author="neal chaisson" w:date="2026-08-04T10:54:00Z" w16du:dateUtc="2026-08-04T14:54:00Z"/>
         </w:rPr>
       </w:pPr>
-      <w:ins w:id="108" w:author="neal chaisson" w:date="2026-08-02T16:57:00Z">
+    </w:p>
+    <w:p>
+      <w:ins w:id="108" w:author="neal chaisson" w:date="2026-08-04T10:55:00Z">
         <w:r>
+          <w:rPr>
+            <w:color w:val="777777"/>
+            <w:sz w:val="19"/>
+          </w:rPr>
           <w:lastRenderedPageBreak/>
           <w:drawing>
-            <wp:inline distT="0" distB="0" distL="0" distR="0" wp14:anchorId="682453DB" wp14:editId="60831272">
-              <wp:extent cx="4201752" cy="2689316"/>
-              <wp:effectExtent l="0" t="0" r="2540" b="3175"/>
-              <wp:docPr id="52165324" name="Picture 1"/>
+            <wp:inline distT="0" distB="0" distL="0" distR="0" wp14:anchorId="484A1938" wp14:editId="44C2ECEE">
+              <wp:extent cx="3551013" cy="1779205"/>
+              <wp:effectExtent l="0" t="0" r="5080" b="0"/>
+              <wp:docPr id="1525060604" name="Picture 1"/>
               <wp:cNvGraphicFramePr>
                 <a:graphicFrameLocks xmlns:a="http://schemas.openxmlformats.org/drawingml/2006/main" noChangeAspect="1"/>
               </wp:cNvGraphicFramePr>
@@ -1172,7 +1178,7 @@
                 <a:graphicData uri="http://schemas.openxmlformats.org/drawingml/2006/picture">
                   <pic:pic xmlns:pic="http://schemas.openxmlformats.org/drawingml/2006/picture">
                     <pic:nvPicPr>
-                      <pic:cNvPr id="52165324" name=""/>
+                      <pic:cNvPr id="1525060604" name=""/>
                       <pic:cNvPicPr/>
                     </pic:nvPicPr>
                     <pic:blipFill>
@@ -1184,7 +1190,7 @@
                     <pic:spPr>
                       <a:xfrm>
                         <a:off x="0" y="0"/>
-                        <a:ext cx="4240087" cy="2713852"/>
+                        <a:ext cx="3619796" cy="1813668"/>
                       </a:xfrm>
                       <a:prstGeom prst="rect">
                         <a:avLst/>
@@ -1200,36 +1206,57 @@
     </w:p>
     <w:p>
       <w:pPr>
+        <w:pStyle w:val="Heading2"/>
         <w:rPr>
-          <w:color w:val="777777"/>
-          <w:sz w:val="19"/>
-          <w:rPrChange w:id="109" w:author="neal chaisson" w:date="2026-08-02T16:58:00Z" w16du:dateUtc="2026-08-02T20:58:00Z">
-            <w:rPr/>
+          <w:ins w:id="109" w:author="neal chaisson" w:date="2026-08-04T10:55:00Z" w16du:dateUtc="2026-08-04T14:55:00Z"/>
+          <w:rFonts w:ascii="Calibri" w:hAnsi="Calibri" w:cs="Calibri"/>
+          <w:b w:val="0"/>
+          <w:bCs w:val="0"/>
+          <w:color w:val="000000" w:themeColor="text1"/>
+          <w:sz w:val="22"/>
+          <w:szCs w:val="22"/>
+          <w:rPrChange w:id="110" w:author="neal chaisson" w:date="2026-08-04T10:56:00Z" w16du:dateUtc="2026-08-04T14:56:00Z">
+            <w:rPr>
+              <w:ins w:id="111" w:author="neal chaisson" w:date="2026-08-04T10:55:00Z" w16du:dateUtc="2026-08-04T14:55:00Z"/>
+              <w:rFonts w:cstheme="majorHAnsi"/>
+            </w:rPr>
           </w:rPrChange>
         </w:rPr>
       </w:pPr>
-      <w:ins w:id="110" w:author="neal chaisson" w:date="2026-08-02T16:57:00Z" w16du:dateUtc="2026-08-02T20:57:00Z">
+      <w:ins w:id="112" w:author="neal chaisson" w:date="2026-08-04T10:55:00Z" w16du:dateUtc="2026-08-04T14:55:00Z">
         <w:r>
-          <w:t xml:space="preserve">[Insert the image above </w:t>
-        </w:r>
-      </w:ins>
-      <w:ins w:id="111" w:author="neal chaisson" w:date="2026-08-02T16:58:00Z" w16du:dateUtc="2026-08-02T20:58:00Z">
-        <w:r>
-          <w:t>and the following caption below it: “</w:t>
+          <w:rPr>
+            <w:rFonts w:ascii="Calibri" w:hAnsi="Calibri" w:cs="Calibri"/>
+            <w:b w:val="0"/>
+            <w:bCs w:val="0"/>
+            <w:color w:val="000000" w:themeColor="text1"/>
+            <w:sz w:val="22"/>
+            <w:szCs w:val="22"/>
+            <w:rPrChange w:id="113" w:author="neal chaisson" w:date="2026-08-04T10:56:00Z" w16du:dateUtc="2026-08-04T14:56:00Z">
+              <w:rPr>
+                <w:rFonts w:cstheme="majorHAnsi"/>
+              </w:rPr>
+            </w:rPrChange>
+          </w:rPr>
+          <w:t>[Insert the image above and the following caption below it: “</w:t>
         </w:r>
         <w:r>
           <w:rPr>
-            <w:color w:val="777777"/>
-            <w:sz w:val="19"/>
+            <w:rFonts w:ascii="Calibri" w:hAnsi="Calibri" w:cs="Calibri"/>
+            <w:b w:val="0"/>
+            <w:bCs w:val="0"/>
+            <w:color w:val="000000" w:themeColor="text1"/>
+            <w:sz w:val="22"/>
+            <w:szCs w:val="22"/>
+            <w:rPrChange w:id="114" w:author="neal chaisson" w:date="2026-08-04T10:56:00Z" w16du:dateUtc="2026-08-04T14:56:00Z">
+              <w:rPr>
+                <w:rFonts w:cstheme="majorHAnsi"/>
+                <w:color w:val="777777"/>
+                <w:sz w:val="19"/>
+              </w:rPr>
+            </w:rPrChange>
           </w:rPr>
-          <w:t xml:space="preserve">The quadruple-lumen catheter: a distal (PA) lumen at the tip, a proximal (RA) lumen, a thermistor 4 cm from the tip, and the balloon inflation port. </w:t>
-        </w:r>
-        <w:r>
-          <w:rPr>
-            <w:color w:val="777777"/>
-            <w:sz w:val="19"/>
-          </w:rPr>
-          <w:t>“]</w:t>
+          <w:t>The quadruple-lumen catheter: a distal (PA) lumen at the tip, a proximal (RA) lumen, a thermistor 4 cm from the tip, and the balloon inflation port. “</w:t>
         </w:r>
       </w:ins>
     </w:p>
@@ -1237,7 +1264,7 @@
       <w:pPr>
         <w:pStyle w:val="Heading2"/>
         <w:rPr>
-          <w:ins w:id="112" w:author="neal chaisson" w:date="2026-08-02T16:46:00Z" w16du:dateUtc="2026-08-02T14:46:00Z"/>
+          <w:ins w:id="115" w:author="neal chaisson" w:date="2026-08-02T16:46:00Z" w16du:dateUtc="2026-08-02T14:46:00Z"/>
         </w:rPr>
       </w:pPr>
       <w:r>
@@ -1247,9 +1274,9 @@
     <w:p>
       <w:pPr>
         <w:rPr>
-          <w:del w:id="113" w:author="neal chaisson" w:date="2026-08-02T16:59:00Z" w16du:dateUtc="2026-08-02T14:59:00Z"/>
+          <w:del w:id="116" w:author="neal chaisson" w:date="2026-08-02T16:59:00Z" w16du:dateUtc="2026-08-02T14:59:00Z"/>
         </w:rPr>
-        <w:pPrChange w:id="114" w:author="neal chaisson" w:date="2026-08-02T16:59:00Z" w16du:dateUtc="2026-08-02T14:59:00Z">
+        <w:pPrChange w:id="117" w:author="neal chaisson" w:date="2026-08-02T16:59:00Z" w16du:dateUtc="2026-08-02T14:59:00Z">
           <w:pPr>
             <w:pStyle w:val="Heading2"/>
           </w:pPr>
@@ -1260,7 +1287,7 @@
       <w:r>
         <w:t>Before any pressure means anything, the transducer has to be zeroed to atmospheric pressure and leveled to the phlebostatic axis</w:t>
       </w:r>
-      <w:del w:id="115" w:author="neal chaisson" w:date="2026-08-02T16:58:00Z" w16du:dateUtc="2026-08-02T14:58:00Z">
+      <w:del w:id="118" w:author="neal chaisson" w:date="2026-08-02T16:58:00Z" w16du:dateUtc="2026-08-02T14:58:00Z">
         <w:r>
           <w:delText>, the fourth intercostal space at the mid-axillary line, which sits at the level of the right atrium</w:delText>
         </w:r>
@@ -1268,7 +1295,7 @@
       <w:r>
         <w:t>. Level it even a few centimeters off and every pressure afterward is wrong. Run a trifurcated, pressurized saline bag at 300 mmHg, transduce the RA (blue) and PA (yellow) lines continuously</w:t>
       </w:r>
-      <w:del w:id="116" w:author="neal chaisson" w:date="2026-08-02T16:59:00Z" w16du:dateUtc="2026-08-02T14:59:00Z">
+      <w:del w:id="119" w:author="neal chaisson" w:date="2026-08-02T16:59:00Z" w16du:dateUtc="2026-08-02T14:59:00Z">
         <w:r>
           <w:delText>, and keep the PA line transduced at all times</w:delText>
         </w:r>
@@ -1424,7 +1451,7 @@
               </w:rPr>
               <w:t>15 to 25 / 8 to 15 mmHg (mean 10 to 20</w:t>
             </w:r>
-            <w:ins w:id="117" w:author="neal chaisson" w:date="2026-08-02T17:01:00Z" w16du:dateUtc="2026-08-02T15:01:00Z">
+            <w:ins w:id="120" w:author="neal chaisson" w:date="2026-08-02T17:01:00Z" w16du:dateUtc="2026-08-02T15:01:00Z">
               <w:r>
                 <w:rPr>
                   <w:sz w:val="18"/>
@@ -1508,7 +1535,7 @@
               </w:rPr>
               <w:t xml:space="preserve">2.5 to </w:t>
             </w:r>
-            <w:ins w:id="118" w:author="neal chaisson" w:date="2026-08-02T17:01:00Z" w16du:dateUtc="2026-08-02T15:01:00Z">
+            <w:ins w:id="121" w:author="neal chaisson" w:date="2026-08-02T17:01:00Z" w16du:dateUtc="2026-08-02T15:01:00Z">
               <w:r>
                 <w:rPr>
                   <w:sz w:val="18"/>
@@ -1516,7 +1543,7 @@
                 <w:t>4</w:t>
               </w:r>
             </w:ins>
-            <w:del w:id="119" w:author="neal chaisson" w:date="2026-08-02T17:01:00Z" w16du:dateUtc="2026-08-02T15:01:00Z">
+            <w:del w:id="122" w:author="neal chaisson" w:date="2026-08-02T17:01:00Z" w16du:dateUtc="2026-08-02T15:01:00Z">
               <w:r>
                 <w:rPr>
                   <w:sz w:val="18"/>
@@ -1543,7 +1570,7 @@
         </w:rPr>
         <w:t xml:space="preserve">[FIGURE PLACEHOLDER - to import at build: Figure placeholder · PA catheter components (balloon, lumens, thermistor) </w:t>
       </w:r>
-      <w:ins w:id="120" w:author="neal chaisson" w:date="2026-08-02T17:02:00Z" w16du:dateUtc="2026-08-02T15:02:00Z">
+      <w:ins w:id="123" w:author="neal chaisson" w:date="2026-08-02T17:02:00Z" w16du:dateUtc="2026-08-02T15:02:00Z">
         <w:r>
           <w:rPr>
             <w:i/>
@@ -1553,7 +1580,7 @@
           <w:t>from Dropbox: Hemodynamics Module v2022 Full, slide 249</w:t>
         </w:r>
       </w:ins>
-      <w:del w:id="121" w:author="neal chaisson" w:date="2026-08-02T17:03:00Z" w16du:dateUtc="2026-08-02T15:03:00Z">
+      <w:del w:id="124" w:author="neal chaisson" w:date="2026-08-02T17:03:00Z" w16du:dateUtc="2026-08-02T15:03:00Z">
         <w:r>
           <w:rPr>
             <w:i/>
@@ -1575,15 +1602,15 @@
     <w:p>
       <w:pPr>
         <w:rPr>
-          <w:ins w:id="122" w:author="neal chaisson" w:date="2026-08-02T16:59:00Z" w16du:dateUtc="2026-08-02T14:59:00Z"/>
+          <w:ins w:id="125" w:author="neal chaisson" w:date="2026-08-02T16:59:00Z" w16du:dateUtc="2026-08-02T14:59:00Z"/>
         </w:rPr>
       </w:pPr>
-      <w:ins w:id="123" w:author="neal chaisson" w:date="2026-08-02T17:03:00Z" w16du:dateUtc="2026-08-02T15:03:00Z">
+      <w:ins w:id="126" w:author="neal chaisson" w:date="2026-08-02T17:03:00Z" w16du:dateUtc="2026-08-02T15:03:00Z">
         <w:r>
           <w:t>[T</w:t>
         </w:r>
       </w:ins>
-      <w:ins w:id="124" w:author="neal chaisson" w:date="2026-08-02T16:59:00Z" w16du:dateUtc="2026-08-02T14:59:00Z">
+      <w:ins w:id="127" w:author="neal chaisson" w:date="2026-08-02T16:59:00Z" w16du:dateUtc="2026-08-02T14:59:00Z">
         <w:r>
           <w:t>his section should be broken into two separate sections.  The first on zeroing and the second on leveling.  For the zeroing section, provide an in-depth physiologic explanation of why zeroing is important.  You may need to consult alternate sources on the web for this if my internal sources are insufficient.  Then provide an in-depth explanation of how to zero the catheter.  I have a video how to manipulate the stopcock so the transducer assembly is exposed to atmospheric pressure that I will include, so provide a placeholder for that.</w:t>
         </w:r>
@@ -1592,19 +1619,15 @@
     <w:p>
       <w:pPr>
         <w:rPr>
-          <w:ins w:id="125" w:author="neal chaisson" w:date="2026-08-02T16:59:00Z" w16du:dateUtc="2026-08-02T14:59:00Z"/>
+          <w:ins w:id="128" w:author="neal chaisson" w:date="2026-08-02T16:59:00Z" w16du:dateUtc="2026-08-02T14:59:00Z"/>
         </w:rPr>
       </w:pPr>
-      <w:ins w:id="126" w:author="neal chaisson" w:date="2026-08-02T16:59:00Z" w16du:dateUtc="2026-08-02T14:59:00Z">
+      <w:ins w:id="129" w:author="neal chaisson" w:date="2026-08-02T16:59:00Z" w16du:dateUtc="2026-08-02T14:59:00Z">
         <w:r>
           <w:t xml:space="preserve">The second section should explain why leveling is important – the concept that the phlebostatic axis represents, by convention, a point of zero reference for the transducer.  Feel free to use </w:t>
         </w:r>
         <w:r>
-          <w:t xml:space="preserve">'/Users/chaissn/Library/CloudStorage/Dropbox/CCF 2026 transfer/Pulmonary Topics/Pulmonary </w:t>
-        </w:r>
-        <w:r>
-          <w:lastRenderedPageBreak/>
-          <w:t>Topics/PULM HYPERTENSION/PA Catheter Grand rounds 2024-2.pptx'</w:t>
+          <w:t>'/Users/chaissn/Library/CloudStorage/Dropbox/CCF 2026 transfer/Pulmonary Topics/Pulmonary Topics/PULM HYPERTENSION/PA Catheter Grand rounds 2024-2.pptx'</w:t>
         </w:r>
         <w:r>
           <w:t>, slides 24-27 in addition to other resources on the web or Dropbox:Hemodynamics Module v2022 Full slides 246-269.]</w:t>
@@ -1616,40 +1639,12 @@
       <w:pPr>
         <w:pStyle w:val="Heading2"/>
         <w:rPr>
-          <w:del w:id="127" w:author="neal chaisson" w:date="2026-08-02T17:03:00Z" w16du:dateUtc="2026-08-02T15:03:00Z"/>
+          <w:del w:id="130" w:author="neal chaisson" w:date="2026-08-02T17:03:00Z" w16du:dateUtc="2026-08-02T15:03:00Z"/>
           <w:color w:val="000000" w:themeColor="text1"/>
-          <w:rPrChange w:id="128" w:author="neal chaisson" w:date="2026-08-02T17:03:00Z" w16du:dateUtc="2026-08-02T15:03:00Z">
+          <w:rPrChange w:id="131" w:author="neal chaisson" w:date="2026-08-02T17:03:00Z" w16du:dateUtc="2026-08-02T15:03:00Z">
             <w:rPr>
-              <w:del w:id="129" w:author="neal chaisson" w:date="2026-08-02T17:03:00Z" w16du:dateUtc="2026-08-02T15:03:00Z"/>
+              <w:del w:id="132" w:author="neal chaisson" w:date="2026-08-02T17:03:00Z" w16du:dateUtc="2026-08-02T15:03:00Z"/>
             </w:rPr>
-          </w:rPrChange>
-        </w:rPr>
-      </w:pPr>
-      <w:del w:id="130" w:author="neal chaisson" w:date="2026-08-02T17:03:00Z" w16du:dateUtc="2026-08-02T15:03:00Z">
-        <w:r>
-          <w:rPr>
-            <w:b w:val="0"/>
-            <w:bCs w:val="0"/>
-            <w:color w:val="000000" w:themeColor="text1"/>
-            <w:sz w:val="19"/>
-            <w:rPrChange w:id="131" w:author="neal chaisson" w:date="2026-08-02T17:03:00Z" w16du:dateUtc="2026-08-02T15:03:00Z">
-              <w:rPr>
-                <w:b w:val="0"/>
-                <w:bCs w:val="0"/>
-                <w:sz w:val="19"/>
-              </w:rPr>
-            </w:rPrChange>
-          </w:rPr>
-          <w:delText>References</w:delText>
-        </w:r>
-      </w:del>
-    </w:p>
-    <w:p>
-      <w:pPr>
-        <w:rPr>
-          <w:color w:val="000000" w:themeColor="text1"/>
-          <w:rPrChange w:id="132" w:author="neal chaisson" w:date="2026-08-02T17:03:00Z" w16du:dateUtc="2026-08-02T15:03:00Z">
-            <w:rPr/>
           </w:rPrChange>
         </w:rPr>
       </w:pPr>
@@ -1660,6 +1655,31 @@
             <w:sz w:val="19"/>
             <w:rPrChange w:id="134" w:author="neal chaisson" w:date="2026-08-02T17:03:00Z" w16du:dateUtc="2026-08-02T15:03:00Z">
               <w:rPr>
+                <w:sz w:val="19"/>
+              </w:rPr>
+            </w:rPrChange>
+          </w:rPr>
+          <w:lastRenderedPageBreak/>
+          <w:delText>References</w:delText>
+        </w:r>
+      </w:del>
+    </w:p>
+    <w:p>
+      <w:pPr>
+        <w:rPr>
+          <w:color w:val="000000" w:themeColor="text1"/>
+          <w:rPrChange w:id="135" w:author="neal chaisson" w:date="2026-08-02T17:03:00Z" w16du:dateUtc="2026-08-02T15:03:00Z">
+            <w:rPr/>
+          </w:rPrChange>
+        </w:rPr>
+      </w:pPr>
+      <w:del w:id="136" w:author="neal chaisson" w:date="2026-08-02T17:03:00Z" w16du:dateUtc="2026-08-02T15:03:00Z">
+        <w:r>
+          <w:rPr>
+            <w:color w:val="000000" w:themeColor="text1"/>
+            <w:sz w:val="19"/>
+            <w:rPrChange w:id="137" w:author="neal chaisson" w:date="2026-08-02T17:03:00Z" w16du:dateUtc="2026-08-02T15:03:00Z">
+              <w:rPr>
                 <w:i/>
                 <w:color w:val="C0392B"/>
                 <w:sz w:val="19"/>
@@ -1669,12 +1689,12 @@
           <w:delText>[Citations are editable: correct authors, years, journals, or page ranges directly, add a missing source, or flag one you want checked. These mirror the reference list at the foot of the web page.]</w:delText>
         </w:r>
       </w:del>
-      <w:ins w:id="135" w:author="neal chaisson" w:date="2026-08-02T17:03:00Z" w16du:dateUtc="2026-08-02T15:03:00Z">
+      <w:ins w:id="138" w:author="neal chaisson" w:date="2026-08-02T17:03:00Z" w16du:dateUtc="2026-08-02T15:03:00Z">
         <w:r>
           <w:rPr>
             <w:color w:val="000000" w:themeColor="text1"/>
             <w:sz w:val="19"/>
-            <w:rPrChange w:id="136" w:author="neal chaisson" w:date="2026-08-02T17:03:00Z" w16du:dateUtc="2026-08-02T15:03:00Z">
+            <w:rPrChange w:id="139" w:author="neal chaisson" w:date="2026-08-02T17:03:00Z" w16du:dateUtc="2026-08-02T15:03:00Z">
               <w:rPr>
                 <w:i/>
                 <w:color w:val="C0392B"/>
@@ -1690,10 +1710,10 @@
       <w:pPr>
         <w:pStyle w:val="ListNumber"/>
         <w:rPr>
-          <w:del w:id="137" w:author="neal chaisson" w:date="2026-08-02T17:03:00Z" w16du:dateUtc="2026-08-02T15:03:00Z"/>
+          <w:del w:id="140" w:author="neal chaisson" w:date="2026-08-02T17:03:00Z" w16du:dateUtc="2026-08-02T15:03:00Z"/>
         </w:rPr>
       </w:pPr>
-      <w:del w:id="138" w:author="neal chaisson" w:date="2026-08-02T17:03:00Z" w16du:dateUtc="2026-08-02T15:03:00Z">
+      <w:del w:id="141" w:author="neal chaisson" w:date="2026-08-02T17:03:00Z" w16du:dateUtc="2026-08-02T15:03:00Z">
         <w:r>
           <w:rPr>
             <w:sz w:val="19"/>
@@ -1703,7 +1723,7 @@
       </w:del>
     </w:p>
     <w:p>
-      <w:del w:id="139" w:author="neal chaisson" w:date="2026-08-02T17:03:00Z" w16du:dateUtc="2026-08-02T15:03:00Z">
+      <w:del w:id="142" w:author="neal chaisson" w:date="2026-08-02T17:03:00Z" w16du:dateUtc="2026-08-02T15:03:00Z">
         <w:r>
           <w:rPr>
             <w:color w:val="777777"/>
